--- a/docx/knowledge-base/topics/mafft-iqtree-2/phat-trien-va-ung-dung.docx
+++ b/docx/knowledge-base/topics/mafft-iqtree-2/phat-trien-va-ung-dung.docx
@@ -3092,7 +3092,7 @@
         </w:rPr>
         <w:t xml:space="preserve"> official: </w:t>
       </w:r>
-      <w:hyperlink w:history="1" r:id="rIdwyob8z-nu0rx2fkuwxohd">
+      <w:hyperlink w:history="1" r:id="rIdxmv5oygnufoars7mp4_t6">
         <w:r>
           <w:rPr>
             <w:rStyle w:val="Hyperlink"/>
@@ -3131,7 +3131,7 @@
         </w:rPr>
         <w:t xml:space="preserve"> paper: </w:t>
       </w:r>
-      <w:hyperlink w:history="1" r:id="rIdzjqsy7w6iwg37xuloyawe">
+      <w:hyperlink w:history="1" r:id="rId0o_kbyuupp8il8jef4wna">
         <w:r>
           <w:rPr>
             <w:rStyle w:val="Hyperlink"/>
@@ -3170,7 +3170,7 @@
         </w:rPr>
         <w:t xml:space="preserve"> paper: </w:t>
       </w:r>
-      <w:hyperlink w:history="1" r:id="rIdjnzr2p5awscxjbusvattx">
+      <w:hyperlink w:history="1" r:id="rIdbb1dv1uogqz1fcfjpszt3">
         <w:r>
           <w:rPr>
             <w:rStyle w:val="Hyperlink"/>
@@ -3209,7 +3209,7 @@
         </w:rPr>
         <w:t xml:space="preserve"> paper: </w:t>
       </w:r>
-      <w:hyperlink w:history="1" r:id="rIdnpfufixudjg3fqonmmddp">
+      <w:hyperlink w:history="1" r:id="rIdeewowe_svdjpoi4twemau">
         <w:r>
           <w:rPr>
             <w:rStyle w:val="Hyperlink"/>
@@ -3248,7 +3248,7 @@
         </w:rPr>
         <w:t xml:space="preserve"> metadata docs: </w:t>
       </w:r>
-      <w:hyperlink w:history="1" r:id="rIdp78ao2rlqw7iwqt_xjmja">
+      <w:hyperlink w:history="1" r:id="rIdbklbtdxwf2sdu4jupb5nu">
         <w:r>
           <w:rPr>
             <w:rStyle w:val="Hyperlink"/>
@@ -3287,7 +3287,7 @@
         </w:rPr>
         <w:t xml:space="preserve"> download docs: </w:t>
       </w:r>
-      <w:hyperlink w:history="1" r:id="rId38lnkjfy7-hcotuwbovx_">
+      <w:hyperlink w:history="1" r:id="rIdobdhjobg1o4sjsmsvhgl4">
         <w:r>
           <w:rPr>
             <w:rStyle w:val="Hyperlink"/>
